--- a/public/templates/03_semi/qc_semi_liquid_instruction.docx
+++ b/public/templates/03_semi/qc_semi_liquid_instruction.docx
@@ -1,6 +1,6 @@
 
 <file path=word/document.xml><?xml version="1.0" encoding="utf-8"?>
-<w:document xmlns:wpc="http://schemas.microsoft.com/office/word/2010/wordprocessingCanvas" xmlns:cx="http://schemas.microsoft.com/office/drawing/2014/chartex" xmlns:cx1="http://schemas.microsoft.com/office/drawing/2015/9/8/chartex" xmlns:cx2="http://schemas.microsoft.com/office/drawing/2015/10/21/chartex" xmlns:cx3="http://schemas.microsoft.com/office/drawing/2016/5/9/chartex" xmlns:cx4="http://schemas.microsoft.com/office/drawing/2016/5/10/chartex" xmlns:cx5="http://schemas.microsoft.com/office/drawing/2016/5/11/chartex" xmlns:cx6="http://schemas.microsoft.com/office/drawing/2016/5/12/chartex" xmlns:cx7="http://schemas.microsoft.com/office/drawing/2016/5/13/chartex" xmlns:cx8="http://schemas.microsoft.com/office/drawing/2016/5/14/chartex" xmlns:mc="http://schemas.openxmlformats.org/markup-compatibility/2006" xmlns:aink="http://schemas.microsoft.com/office/drawing/2016/ink" xmlns:am3d="http://schemas.microsoft.com/office/drawing/2017/model3d" xmlns:o="urn:schemas-microsoft-com:office:office" xmlns:oel="http://schemas.microsoft.com/office/2019/extlst" xmlns:r="http://schemas.openxmlformats.org/officeDocument/2006/relationships" xmlns:m="http://schemas.openxmlformats.org/officeDocument/2006/math" xmlns:v="urn:schemas-microsoft-com:vml" xmlns:wp14="http://schemas.microsoft.com/office/word/2010/wordprocessingDrawing" xmlns:wp="http://schemas.openxmlformats.org/drawingml/2006/wordprocessingDrawing" xmlns:w10="urn:schemas-microsoft-com:office:word" xmlns:w="http://schemas.openxmlformats.org/wordprocessingml/2006/main" xmlns:w14="http://schemas.microsoft.com/office/word/2010/wordml" xmlns:w15="http://schemas.microsoft.com/office/word/2012/wordml" xmlns:w16cex="http://schemas.microsoft.com/office/word/2018/wordml/cex" xmlns:w16cid="http://schemas.microsoft.com/office/word/2016/wordml/cid" xmlns:w16="http://schemas.microsoft.com/office/word/2018/wordml" xmlns:w16du="http://schemas.microsoft.com/office/word/2023/wordml/word16du" xmlns:w16sdtdh="http://schemas.microsoft.com/office/word/2020/wordml/sdtdatahash" xmlns:w16sdtfl="http://schemas.microsoft.com/office/word/2024/wordml/sdtformatlock" xmlns:w16se="http://schemas.microsoft.com/office/word/2015/wordml/symex" xmlns:wpg="http://schemas.microsoft.com/office/word/2010/wordprocessingGroup" xmlns:wpi="http://schemas.microsoft.com/office/word/2010/wordprocessingInk" xmlns:wne="http://schemas.microsoft.com/office/word/2006/wordml" xmlns:wps="http://schemas.microsoft.com/office/word/2010/wordprocessingShape" mc:Ignorable="w14 w15 w16se w16cid w16 w16cex w16sdtdh w16sdtfl w16du wp14">
+<w:document xmlns:wpc="http://schemas.microsoft.com/office/word/2010/wordprocessingCanvas" xmlns:cx="http://schemas.microsoft.com/office/drawing/2014/chartex" xmlns:mc="http://schemas.openxmlformats.org/markup-compatibility/2006" xmlns:o="urn:schemas-microsoft-com:office:office" xmlns:r="http://schemas.openxmlformats.org/officeDocument/2006/relationships" xmlns:m="http://schemas.openxmlformats.org/officeDocument/2006/math" xmlns:v="urn:schemas-microsoft-com:vml" xmlns:wp14="http://schemas.microsoft.com/office/word/2010/wordprocessingDrawing" xmlns:wp="http://schemas.openxmlformats.org/drawingml/2006/wordprocessingDrawing" xmlns:w10="urn:schemas-microsoft-com:office:word" xmlns:w="http://schemas.openxmlformats.org/wordprocessingml/2006/main" xmlns:w14="http://schemas.microsoft.com/office/word/2010/wordml" xmlns:w15="http://schemas.microsoft.com/office/word/2012/wordml" xmlns:w16se="http://schemas.microsoft.com/office/word/2015/wordml/symex" xmlns:wpg="http://schemas.microsoft.com/office/word/2010/wordprocessingGroup" xmlns:wpi="http://schemas.microsoft.com/office/word/2010/wordprocessingInk" xmlns:wne="http://schemas.microsoft.com/office/word/2006/wordml" xmlns:wps="http://schemas.microsoft.com/office/word/2010/wordprocessingShape" mc:Ignorable="w14 w15 w16se wp14">
   <w:body>
     <w:tbl>
       <w:tblPr>
@@ -60,6 +60,7 @@
               <w:pStyle w:val="aa"/>
               <w:spacing w:line="312" w:lineRule="auto"/>
             </w:pPr>
+            <w:proofErr w:type="spellStart"/>
             <w:r>
               <w:rPr>
                 <w:rFonts w:ascii="맑은 고딕" w:eastAsia="맑은 고딕"/>
@@ -67,8 +68,29 @@
                 <w:spacing w:val="0"/>
                 <w:w w:val="100"/>
               </w:rPr>
-              <w:t>시험지시 및 기록서</w:t>
-            </w:r>
+              <w:t>시험지시</w:t>
+            </w:r>
+            <w:proofErr w:type="spellEnd"/>
+            <w:r>
+              <w:rPr>
+                <w:rFonts w:ascii="맑은 고딕" w:eastAsia="맑은 고딕"/>
+                <w:b/>
+                <w:spacing w:val="0"/>
+                <w:w w:val="100"/>
+              </w:rPr>
+              <w:t xml:space="preserve"> 및 </w:t>
+            </w:r>
+            <w:proofErr w:type="spellStart"/>
+            <w:r>
+              <w:rPr>
+                <w:rFonts w:ascii="맑은 고딕" w:eastAsia="맑은 고딕"/>
+                <w:b/>
+                <w:spacing w:val="0"/>
+                <w:w w:val="100"/>
+              </w:rPr>
+              <w:t>기록서</w:t>
+            </w:r>
+            <w:proofErr w:type="spellEnd"/>
           </w:p>
           <w:p>
             <w:pPr>
@@ -345,10 +367,13 @@
               <w:wordWrap/>
               <w:spacing w:line="240" w:lineRule="auto"/>
               <w:jc w:val="center"/>
-            </w:pPr>
-            <w:r>
-              <w:rPr>
-                <w:rFonts w:ascii="맑은 고딕" w:eastAsia="맑은 고딕"/>
+              <w:rPr>
+                <w:rFonts w:asciiTheme="minorEastAsia" w:eastAsiaTheme="minorEastAsia" w:hAnsiTheme="minorEastAsia"/>
+              </w:rPr>
+            </w:pPr>
+            <w:r>
+              <w:rPr>
+                <w:rFonts w:asciiTheme="minorEastAsia" w:eastAsiaTheme="minorEastAsia" w:hAnsiTheme="minorEastAsia"/>
               </w:rPr>
               <w:t>품      명</w:t>
             </w:r>
@@ -373,12 +398,12 @@
               <w:spacing w:line="240" w:lineRule="auto"/>
               <w:jc w:val="center"/>
               <w:rPr>
-                <w:rFonts w:hint="eastAsia"/>
-              </w:rPr>
-            </w:pPr>
-            <w:r>
-              <w:rPr>
-                <w:rFonts w:ascii="맑은 고딕" w:eastAsia="맑은 고딕" w:hint="eastAsia"/>
+                <w:rFonts w:asciiTheme="minorEastAsia" w:eastAsiaTheme="minorEastAsia" w:hAnsiTheme="minorEastAsia"/>
+              </w:rPr>
+            </w:pPr>
+            <w:r>
+              <w:rPr>
+                <w:rFonts w:asciiTheme="minorEastAsia" w:eastAsiaTheme="minorEastAsia" w:hAnsiTheme="minorEastAsia" w:hint="eastAsia"/>
               </w:rPr>
               <w:t>{제품명}</w:t>
             </w:r>
@@ -402,10 +427,13 @@
               <w:wordWrap/>
               <w:spacing w:line="240" w:lineRule="auto"/>
               <w:jc w:val="center"/>
-            </w:pPr>
-            <w:r>
-              <w:rPr>
-                <w:rFonts w:ascii="맑은 고딕" w:eastAsia="맑은 고딕"/>
+              <w:rPr>
+                <w:rFonts w:asciiTheme="minorEastAsia" w:eastAsiaTheme="minorEastAsia" w:hAnsiTheme="minorEastAsia"/>
+              </w:rPr>
+            </w:pPr>
+            <w:r>
+              <w:rPr>
+                <w:rFonts w:asciiTheme="minorEastAsia" w:eastAsiaTheme="minorEastAsia" w:hAnsiTheme="minorEastAsia"/>
               </w:rPr>
               <w:t>제조(관리)번호</w:t>
             </w:r>
@@ -430,26 +458,14 @@
               <w:spacing w:line="240" w:lineRule="auto"/>
               <w:jc w:val="center"/>
               <w:rPr>
-                <w:rFonts w:hint="eastAsia"/>
-              </w:rPr>
-            </w:pPr>
-            <w:r>
-              <w:rPr>
-                <w:rFonts w:ascii="맑은 고딕" w:hint="eastAsia"/>
-              </w:rPr>
-              <w:t>{</w:t>
-            </w:r>
-            <w:r>
-              <w:rPr>
-                <w:rFonts w:ascii="맑은 고딕" w:hint="eastAsia"/>
-              </w:rPr>
-              <w:t>제조번호</w:t>
-            </w:r>
-            <w:r>
-              <w:rPr>
-                <w:rFonts w:ascii="맑은 고딕" w:hint="eastAsia"/>
-              </w:rPr>
-              <w:t>}</w:t>
+                <w:rFonts w:asciiTheme="minorEastAsia" w:eastAsiaTheme="minorEastAsia" w:hAnsiTheme="minorEastAsia"/>
+              </w:rPr>
+            </w:pPr>
+            <w:r>
+              <w:rPr>
+                <w:rFonts w:asciiTheme="minorEastAsia" w:eastAsiaTheme="minorEastAsia" w:hAnsiTheme="minorEastAsia" w:hint="eastAsia"/>
+              </w:rPr>
+              <w:t>{제조번호}</w:t>
             </w:r>
           </w:p>
         </w:tc>
@@ -471,12 +487,29 @@
               <w:wordWrap/>
               <w:spacing w:line="240" w:lineRule="auto"/>
               <w:jc w:val="center"/>
-            </w:pPr>
-            <w:r>
-              <w:rPr>
-                <w:rFonts w:ascii="맑은 고딕" w:eastAsia="맑은 고딕"/>
-              </w:rPr>
-              <w:t>의 뢰 일 자</w:t>
+              <w:rPr>
+                <w:rFonts w:asciiTheme="minorEastAsia" w:eastAsiaTheme="minorEastAsia" w:hAnsiTheme="minorEastAsia"/>
+              </w:rPr>
+            </w:pPr>
+            <w:r>
+              <w:rPr>
+                <w:rFonts w:asciiTheme="minorEastAsia" w:eastAsiaTheme="minorEastAsia" w:hAnsiTheme="minorEastAsia"/>
+              </w:rPr>
+              <w:t xml:space="preserve">의 </w:t>
+            </w:r>
+            <w:proofErr w:type="spellStart"/>
+            <w:r>
+              <w:rPr>
+                <w:rFonts w:asciiTheme="minorEastAsia" w:eastAsiaTheme="minorEastAsia" w:hAnsiTheme="minorEastAsia"/>
+              </w:rPr>
+              <w:t>뢰</w:t>
+            </w:r>
+            <w:proofErr w:type="spellEnd"/>
+            <w:r>
+              <w:rPr>
+                <w:rFonts w:asciiTheme="minorEastAsia" w:eastAsiaTheme="minorEastAsia" w:hAnsiTheme="minorEastAsia"/>
+              </w:rPr>
+              <w:t xml:space="preserve"> 일 자</w:t>
             </w:r>
           </w:p>
         </w:tc>
@@ -499,24 +532,26 @@
               <w:spacing w:line="240" w:lineRule="auto"/>
               <w:jc w:val="center"/>
               <w:rPr>
-                <w:rFonts w:hint="eastAsia"/>
-              </w:rPr>
-            </w:pPr>
-            <w:r>
-              <w:rPr>
-                <w:rFonts w:ascii="맑은 고딕" w:hint="eastAsia"/>
+                <w:rFonts w:asciiTheme="minorEastAsia" w:eastAsiaTheme="minorEastAsia" w:hAnsiTheme="minorEastAsia"/>
+              </w:rPr>
+            </w:pPr>
+            <w:r>
+              <w:rPr>
+                <w:rFonts w:asciiTheme="minorEastAsia" w:eastAsiaTheme="minorEastAsia" w:hAnsiTheme="minorEastAsia" w:hint="eastAsia"/>
               </w:rPr>
               <w:t>{</w:t>
             </w:r>
-            <w:r>
-              <w:rPr>
-                <w:rFonts w:ascii="맑은 고딕" w:hint="eastAsia"/>
+            <w:proofErr w:type="spellStart"/>
+            <w:r>
+              <w:rPr>
+                <w:rFonts w:asciiTheme="minorEastAsia" w:eastAsiaTheme="minorEastAsia" w:hAnsiTheme="minorEastAsia" w:hint="eastAsia"/>
               </w:rPr>
               <w:t>접수일자</w:t>
             </w:r>
-            <w:r>
-              <w:rPr>
-                <w:rFonts w:ascii="맑은 고딕" w:hint="eastAsia"/>
+            <w:proofErr w:type="spellEnd"/>
+            <w:r>
+              <w:rPr>
+                <w:rFonts w:asciiTheme="minorEastAsia" w:eastAsiaTheme="minorEastAsia" w:hAnsiTheme="minorEastAsia" w:hint="eastAsia"/>
               </w:rPr>
               <w:t>}</w:t>
             </w:r>
@@ -544,10 +579,13 @@
               <w:wordWrap/>
               <w:spacing w:line="240" w:lineRule="auto"/>
               <w:jc w:val="center"/>
-            </w:pPr>
-            <w:r>
-              <w:rPr>
-                <w:rFonts w:ascii="맑은 고딕" w:eastAsia="맑은 고딕"/>
+              <w:rPr>
+                <w:rFonts w:asciiTheme="minorEastAsia" w:eastAsiaTheme="minorEastAsia" w:hAnsiTheme="minorEastAsia"/>
+              </w:rPr>
+            </w:pPr>
+            <w:r>
+              <w:rPr>
+                <w:rFonts w:asciiTheme="minorEastAsia" w:eastAsiaTheme="minorEastAsia" w:hAnsiTheme="minorEastAsia"/>
                 <w:spacing w:val="-7"/>
               </w:rPr>
               <w:t>시 험 번 호</w:t>
@@ -573,24 +611,26 @@
               <w:spacing w:line="240" w:lineRule="auto"/>
               <w:jc w:val="center"/>
               <w:rPr>
-                <w:rFonts w:hint="eastAsia"/>
-              </w:rPr>
-            </w:pPr>
-            <w:r>
-              <w:rPr>
-                <w:rFonts w:ascii="맑은 고딕" w:hint="eastAsia"/>
+                <w:rFonts w:asciiTheme="minorEastAsia" w:eastAsiaTheme="minorEastAsia" w:hAnsiTheme="minorEastAsia"/>
+              </w:rPr>
+            </w:pPr>
+            <w:r>
+              <w:rPr>
+                <w:rFonts w:asciiTheme="minorEastAsia" w:eastAsiaTheme="minorEastAsia" w:hAnsiTheme="minorEastAsia" w:hint="eastAsia"/>
               </w:rPr>
               <w:t>{</w:t>
             </w:r>
-            <w:r>
-              <w:rPr>
-                <w:rFonts w:ascii="맑은 고딕" w:hint="eastAsia"/>
+            <w:proofErr w:type="spellStart"/>
+            <w:r>
+              <w:rPr>
+                <w:rFonts w:asciiTheme="minorEastAsia" w:eastAsiaTheme="minorEastAsia" w:hAnsiTheme="minorEastAsia" w:hint="eastAsia"/>
               </w:rPr>
               <w:t>시험번호</w:t>
             </w:r>
-            <w:r>
-              <w:rPr>
-                <w:rFonts w:ascii="맑은 고딕" w:hint="eastAsia"/>
+            <w:proofErr w:type="spellEnd"/>
+            <w:r>
+              <w:rPr>
+                <w:rFonts w:asciiTheme="minorEastAsia" w:eastAsiaTheme="minorEastAsia" w:hAnsiTheme="minorEastAsia" w:hint="eastAsia"/>
               </w:rPr>
               <w:t>}</w:t>
             </w:r>
@@ -614,10 +654,13 @@
               <w:wordWrap/>
               <w:spacing w:line="240" w:lineRule="auto"/>
               <w:jc w:val="center"/>
-            </w:pPr>
-            <w:r>
-              <w:rPr>
-                <w:rFonts w:ascii="맑은 고딕" w:eastAsia="맑은 고딕"/>
+              <w:rPr>
+                <w:rFonts w:asciiTheme="minorEastAsia" w:eastAsiaTheme="minorEastAsia" w:hAnsiTheme="minorEastAsia"/>
+              </w:rPr>
+            </w:pPr>
+            <w:r>
+              <w:rPr>
+                <w:rFonts w:asciiTheme="minorEastAsia" w:eastAsiaTheme="minorEastAsia" w:hAnsiTheme="minorEastAsia"/>
                 <w:spacing w:val="-12"/>
               </w:rPr>
               <w:t>제조(구입)수량</w:t>
@@ -643,26 +686,14 @@
               <w:spacing w:line="240" w:lineRule="auto"/>
               <w:jc w:val="center"/>
               <w:rPr>
-                <w:rFonts w:hint="eastAsia"/>
-              </w:rPr>
-            </w:pPr>
-            <w:r>
-              <w:rPr>
-                <w:rFonts w:ascii="맑은 고딕" w:hint="eastAsia"/>
-              </w:rPr>
-              <w:t>{</w:t>
-            </w:r>
-            <w:r>
-              <w:rPr>
-                <w:rFonts w:ascii="맑은 고딕" w:hint="eastAsia"/>
-              </w:rPr>
-              <w:t>수량</w:t>
-            </w:r>
-            <w:r>
-              <w:rPr>
-                <w:rFonts w:ascii="맑은 고딕" w:hint="eastAsia"/>
-              </w:rPr>
-              <w:t>}</w:t>
+                <w:rFonts w:asciiTheme="minorEastAsia" w:eastAsiaTheme="minorEastAsia" w:hAnsiTheme="minorEastAsia"/>
+              </w:rPr>
+            </w:pPr>
+            <w:r>
+              <w:rPr>
+                <w:rFonts w:asciiTheme="minorEastAsia" w:eastAsiaTheme="minorEastAsia" w:hAnsiTheme="minorEastAsia" w:hint="eastAsia"/>
+              </w:rPr>
+              <w:t>{수량}</w:t>
             </w:r>
           </w:p>
         </w:tc>
@@ -684,10 +715,13 @@
               <w:wordWrap/>
               <w:spacing w:line="240" w:lineRule="auto"/>
               <w:jc w:val="center"/>
-            </w:pPr>
-            <w:r>
-              <w:rPr>
-                <w:rFonts w:ascii="맑은 고딕" w:eastAsia="맑은 고딕"/>
+              <w:rPr>
+                <w:rFonts w:asciiTheme="minorEastAsia" w:eastAsiaTheme="minorEastAsia" w:hAnsiTheme="minorEastAsia"/>
+              </w:rPr>
+            </w:pPr>
+            <w:r>
+              <w:rPr>
+                <w:rFonts w:asciiTheme="minorEastAsia" w:eastAsiaTheme="minorEastAsia" w:hAnsiTheme="minorEastAsia"/>
               </w:rPr>
               <w:t>제조(납품)처</w:t>
             </w:r>
@@ -711,13 +745,18 @@
               <w:wordWrap/>
               <w:spacing w:line="240" w:lineRule="auto"/>
               <w:jc w:val="center"/>
-            </w:pPr>
-            <w:r>
-              <w:rPr>
-                <w:rFonts w:hint="eastAsia"/>
+              <w:rPr>
+                <w:rFonts w:asciiTheme="minorEastAsia" w:eastAsiaTheme="minorEastAsia" w:hAnsiTheme="minorEastAsia"/>
+              </w:rPr>
+            </w:pPr>
+            <w:proofErr w:type="spellStart"/>
+            <w:r>
+              <w:rPr>
+                <w:rFonts w:asciiTheme="minorEastAsia" w:eastAsiaTheme="minorEastAsia" w:hAnsiTheme="minorEastAsia" w:hint="eastAsia"/>
               </w:rPr>
               <w:t>빈스힐</w:t>
             </w:r>
+            <w:proofErr w:type="spellEnd"/>
           </w:p>
         </w:tc>
       </w:tr>
@@ -742,10 +781,13 @@
               <w:wordWrap/>
               <w:spacing w:line="240" w:lineRule="auto"/>
               <w:jc w:val="center"/>
-            </w:pPr>
-            <w:r>
-              <w:rPr>
-                <w:rFonts w:ascii="맑은 고딕" w:eastAsia="맑은 고딕"/>
+              <w:rPr>
+                <w:rFonts w:asciiTheme="minorEastAsia" w:eastAsiaTheme="minorEastAsia" w:hAnsiTheme="minorEastAsia"/>
+              </w:rPr>
+            </w:pPr>
+            <w:r>
+              <w:rPr>
+                <w:rFonts w:asciiTheme="minorEastAsia" w:eastAsiaTheme="minorEastAsia" w:hAnsiTheme="minorEastAsia"/>
               </w:rPr>
               <w:t>접 수 일 자</w:t>
             </w:r>
@@ -769,22 +811,27 @@
               <w:wordWrap/>
               <w:spacing w:line="240" w:lineRule="auto"/>
               <w:jc w:val="center"/>
-            </w:pPr>
-            <w:r>
-              <w:rPr>
-                <w:rFonts w:ascii="맑은 고딕" w:hint="eastAsia"/>
+              <w:rPr>
+                <w:rFonts w:asciiTheme="minorEastAsia" w:eastAsiaTheme="minorEastAsia" w:hAnsiTheme="minorEastAsia"/>
+              </w:rPr>
+            </w:pPr>
+            <w:r>
+              <w:rPr>
+                <w:rFonts w:asciiTheme="minorEastAsia" w:eastAsiaTheme="minorEastAsia" w:hAnsiTheme="minorEastAsia" w:hint="eastAsia"/>
               </w:rPr>
               <w:t>{</w:t>
             </w:r>
-            <w:r>
-              <w:rPr>
-                <w:rFonts w:ascii="맑은 고딕" w:hint="eastAsia"/>
+            <w:proofErr w:type="spellStart"/>
+            <w:r>
+              <w:rPr>
+                <w:rFonts w:asciiTheme="minorEastAsia" w:eastAsiaTheme="minorEastAsia" w:hAnsiTheme="minorEastAsia" w:hint="eastAsia"/>
               </w:rPr>
               <w:t>접수일자</w:t>
             </w:r>
-            <w:r>
-              <w:rPr>
-                <w:rFonts w:ascii="맑은 고딕" w:hint="eastAsia"/>
+            <w:proofErr w:type="spellEnd"/>
+            <w:r>
+              <w:rPr>
+                <w:rFonts w:asciiTheme="minorEastAsia" w:eastAsiaTheme="minorEastAsia" w:hAnsiTheme="minorEastAsia" w:hint="eastAsia"/>
               </w:rPr>
               <w:t>}</w:t>
             </w:r>
@@ -808,10 +855,13 @@
               <w:wordWrap/>
               <w:spacing w:line="240" w:lineRule="auto"/>
               <w:jc w:val="center"/>
-            </w:pPr>
-            <w:r>
-              <w:rPr>
-                <w:rFonts w:ascii="맑은 고딕" w:eastAsia="맑은 고딕"/>
+              <w:rPr>
+                <w:rFonts w:asciiTheme="minorEastAsia" w:eastAsiaTheme="minorEastAsia" w:hAnsiTheme="minorEastAsia"/>
+              </w:rPr>
+            </w:pPr>
+            <w:r>
+              <w:rPr>
+                <w:rFonts w:asciiTheme="minorEastAsia" w:eastAsiaTheme="minorEastAsia" w:hAnsiTheme="minorEastAsia"/>
               </w:rPr>
               <w:t>시 험 번 호</w:t>
             </w:r>
@@ -835,22 +885,27 @@
               <w:wordWrap/>
               <w:spacing w:line="240" w:lineRule="auto"/>
               <w:jc w:val="center"/>
-            </w:pPr>
-            <w:r>
-              <w:rPr>
-                <w:rFonts w:ascii="맑은 고딕" w:hint="eastAsia"/>
+              <w:rPr>
+                <w:rFonts w:asciiTheme="minorEastAsia" w:eastAsiaTheme="minorEastAsia" w:hAnsiTheme="minorEastAsia"/>
+              </w:rPr>
+            </w:pPr>
+            <w:r>
+              <w:rPr>
+                <w:rFonts w:asciiTheme="minorEastAsia" w:eastAsiaTheme="minorEastAsia" w:hAnsiTheme="minorEastAsia" w:hint="eastAsia"/>
               </w:rPr>
               <w:t>{</w:t>
             </w:r>
-            <w:r>
-              <w:rPr>
-                <w:rFonts w:ascii="맑은 고딕" w:hint="eastAsia"/>
+            <w:proofErr w:type="spellStart"/>
+            <w:r>
+              <w:rPr>
+                <w:rFonts w:asciiTheme="minorEastAsia" w:eastAsiaTheme="minorEastAsia" w:hAnsiTheme="minorEastAsia" w:hint="eastAsia"/>
               </w:rPr>
               <w:t>시험번호</w:t>
             </w:r>
-            <w:r>
-              <w:rPr>
-                <w:rFonts w:ascii="맑은 고딕" w:hint="eastAsia"/>
+            <w:proofErr w:type="spellEnd"/>
+            <w:r>
+              <w:rPr>
+                <w:rFonts w:asciiTheme="minorEastAsia" w:eastAsiaTheme="minorEastAsia" w:hAnsiTheme="minorEastAsia" w:hint="eastAsia"/>
               </w:rPr>
               <w:t>}</w:t>
             </w:r>
@@ -874,13 +929,18 @@
               <w:wordWrap/>
               <w:spacing w:line="240" w:lineRule="auto"/>
               <w:jc w:val="center"/>
-            </w:pPr>
-            <w:r>
-              <w:rPr>
-                <w:rFonts w:eastAsia="맑은 고딕"/>
+              <w:rPr>
+                <w:rFonts w:asciiTheme="minorEastAsia" w:eastAsiaTheme="minorEastAsia" w:hAnsiTheme="minorEastAsia"/>
+              </w:rPr>
+            </w:pPr>
+            <w:proofErr w:type="spellStart"/>
+            <w:r>
+              <w:rPr>
+                <w:rFonts w:asciiTheme="minorEastAsia" w:eastAsiaTheme="minorEastAsia" w:hAnsiTheme="minorEastAsia"/>
               </w:rPr>
               <w:t>완료예정일</w:t>
             </w:r>
+            <w:proofErr w:type="spellEnd"/>
           </w:p>
         </w:tc>
         <w:tc>
@@ -902,24 +962,26 @@
               <w:spacing w:line="240" w:lineRule="auto"/>
               <w:jc w:val="center"/>
               <w:rPr>
-                <w:rFonts w:hint="eastAsia"/>
-              </w:rPr>
-            </w:pPr>
-            <w:r>
-              <w:rPr>
-                <w:rFonts w:ascii="맑은 고딕" w:hint="eastAsia"/>
+                <w:rFonts w:asciiTheme="minorEastAsia" w:eastAsiaTheme="minorEastAsia" w:hAnsiTheme="minorEastAsia"/>
+              </w:rPr>
+            </w:pPr>
+            <w:r>
+              <w:rPr>
+                <w:rFonts w:asciiTheme="minorEastAsia" w:eastAsiaTheme="minorEastAsia" w:hAnsiTheme="minorEastAsia" w:hint="eastAsia"/>
               </w:rPr>
               <w:t>{</w:t>
             </w:r>
-            <w:r>
-              <w:rPr>
-                <w:rFonts w:ascii="맑은 고딕" w:hint="eastAsia"/>
+            <w:proofErr w:type="spellStart"/>
+            <w:r>
+              <w:rPr>
+                <w:rFonts w:asciiTheme="minorEastAsia" w:eastAsiaTheme="minorEastAsia" w:hAnsiTheme="minorEastAsia" w:hint="eastAsia"/>
               </w:rPr>
               <w:t>완료예정일</w:t>
             </w:r>
-            <w:r>
-              <w:rPr>
-                <w:rFonts w:ascii="맑은 고딕" w:hint="eastAsia"/>
+            <w:proofErr w:type="spellEnd"/>
+            <w:r>
+              <w:rPr>
+                <w:rFonts w:asciiTheme="minorEastAsia" w:eastAsiaTheme="minorEastAsia" w:hAnsiTheme="minorEastAsia" w:hint="eastAsia"/>
               </w:rPr>
               <w:t>}</w:t>
             </w:r>
@@ -947,13 +1009,18 @@
               <w:wordWrap/>
               <w:spacing w:line="240" w:lineRule="auto"/>
               <w:jc w:val="center"/>
-            </w:pPr>
-            <w:r>
-              <w:rPr>
-                <w:rFonts w:eastAsia="맑은 고딕"/>
+              <w:rPr>
+                <w:rFonts w:asciiTheme="minorEastAsia" w:eastAsiaTheme="minorEastAsia" w:hAnsiTheme="minorEastAsia"/>
+              </w:rPr>
+            </w:pPr>
+            <w:proofErr w:type="spellStart"/>
+            <w:r>
+              <w:rPr>
+                <w:rFonts w:asciiTheme="minorEastAsia" w:eastAsiaTheme="minorEastAsia" w:hAnsiTheme="minorEastAsia"/>
               </w:rPr>
               <w:t>검체채취자</w:t>
             </w:r>
+            <w:proofErr w:type="spellEnd"/>
           </w:p>
         </w:tc>
         <w:tc>
@@ -974,10 +1041,13 @@
               <w:wordWrap/>
               <w:spacing w:line="240" w:lineRule="auto"/>
               <w:jc w:val="center"/>
-            </w:pPr>
-            <w:r>
-              <w:rPr>
-                <w:rFonts w:eastAsia="맑은 고딕"/>
+              <w:rPr>
+                <w:rFonts w:asciiTheme="minorEastAsia" w:eastAsiaTheme="minorEastAsia" w:hAnsiTheme="minorEastAsia"/>
+              </w:rPr>
+            </w:pPr>
+            <w:r>
+              <w:rPr>
+                <w:rFonts w:asciiTheme="minorEastAsia" w:eastAsiaTheme="minorEastAsia" w:hAnsiTheme="minorEastAsia"/>
               </w:rPr>
               <w:t>이상은</w:t>
             </w:r>
@@ -1001,13 +1071,32 @@
               <w:wordWrap/>
               <w:spacing w:line="240" w:lineRule="auto"/>
               <w:jc w:val="center"/>
-            </w:pPr>
-            <w:r>
-              <w:rPr>
-                <w:rFonts w:ascii="맑은 고딕" w:eastAsia="맑은 고딕"/>
-              </w:rPr>
-              <w:t>검체 채취량</w:t>
-            </w:r>
+              <w:rPr>
+                <w:rFonts w:asciiTheme="minorEastAsia" w:eastAsiaTheme="minorEastAsia" w:hAnsiTheme="minorEastAsia"/>
+              </w:rPr>
+            </w:pPr>
+            <w:proofErr w:type="spellStart"/>
+            <w:r>
+              <w:rPr>
+                <w:rFonts w:asciiTheme="minorEastAsia" w:eastAsiaTheme="minorEastAsia" w:hAnsiTheme="minorEastAsia"/>
+              </w:rPr>
+              <w:t>검체</w:t>
+            </w:r>
+            <w:proofErr w:type="spellEnd"/>
+            <w:r>
+              <w:rPr>
+                <w:rFonts w:asciiTheme="minorEastAsia" w:eastAsiaTheme="minorEastAsia" w:hAnsiTheme="minorEastAsia"/>
+              </w:rPr>
+              <w:t xml:space="preserve"> </w:t>
+            </w:r>
+            <w:proofErr w:type="spellStart"/>
+            <w:r>
+              <w:rPr>
+                <w:rFonts w:asciiTheme="minorEastAsia" w:eastAsiaTheme="minorEastAsia" w:hAnsiTheme="minorEastAsia"/>
+              </w:rPr>
+              <w:t>채취량</w:t>
+            </w:r>
+            <w:proofErr w:type="spellEnd"/>
           </w:p>
         </w:tc>
         <w:tc>
@@ -1028,10 +1117,13 @@
               <w:wordWrap/>
               <w:spacing w:line="240" w:lineRule="auto"/>
               <w:jc w:val="center"/>
-            </w:pPr>
-            <w:r>
-              <w:rPr>
-                <w:rFonts w:ascii="맑은 고딕"/>
+              <w:rPr>
+                <w:rFonts w:asciiTheme="minorEastAsia" w:eastAsiaTheme="minorEastAsia" w:hAnsiTheme="minorEastAsia"/>
+              </w:rPr>
+            </w:pPr>
+            <w:r>
+              <w:rPr>
+                <w:rFonts w:asciiTheme="minorEastAsia" w:eastAsiaTheme="minorEastAsia" w:hAnsiTheme="minorEastAsia"/>
               </w:rPr>
               <w:t>100ml</w:t>
             </w:r>
@@ -1055,10 +1147,13 @@
               <w:wordWrap/>
               <w:spacing w:line="240" w:lineRule="auto"/>
               <w:jc w:val="center"/>
-            </w:pPr>
-            <w:r>
-              <w:rPr>
-                <w:rFonts w:eastAsia="맑은 고딕"/>
+              <w:rPr>
+                <w:rFonts w:asciiTheme="minorEastAsia" w:eastAsiaTheme="minorEastAsia" w:hAnsiTheme="minorEastAsia"/>
+              </w:rPr>
+            </w:pPr>
+            <w:r>
+              <w:rPr>
+                <w:rFonts w:asciiTheme="minorEastAsia" w:eastAsiaTheme="minorEastAsia" w:hAnsiTheme="minorEastAsia"/>
               </w:rPr>
               <w:t>검체채취일자</w:t>
             </w:r>
@@ -1082,22 +1177,27 @@
               <w:wordWrap/>
               <w:spacing w:line="240" w:lineRule="auto"/>
               <w:jc w:val="center"/>
-            </w:pPr>
-            <w:r>
-              <w:rPr>
-                <w:rFonts w:ascii="맑은 고딕" w:hint="eastAsia"/>
+              <w:rPr>
+                <w:rFonts w:asciiTheme="minorEastAsia" w:eastAsiaTheme="minorEastAsia" w:hAnsiTheme="minorEastAsia"/>
+              </w:rPr>
+            </w:pPr>
+            <w:r>
+              <w:rPr>
+                <w:rFonts w:asciiTheme="minorEastAsia" w:eastAsiaTheme="minorEastAsia" w:hAnsiTheme="minorEastAsia" w:hint="eastAsia"/>
               </w:rPr>
               <w:t>{</w:t>
             </w:r>
-            <w:r>
-              <w:rPr>
-                <w:rFonts w:ascii="맑은 고딕" w:hint="eastAsia"/>
+            <w:proofErr w:type="spellStart"/>
+            <w:r>
+              <w:rPr>
+                <w:rFonts w:asciiTheme="minorEastAsia" w:eastAsiaTheme="minorEastAsia" w:hAnsiTheme="minorEastAsia" w:hint="eastAsia"/>
               </w:rPr>
               <w:t>접수일자</w:t>
             </w:r>
-            <w:r>
-              <w:rPr>
-                <w:rFonts w:ascii="맑은 고딕" w:hint="eastAsia"/>
+            <w:proofErr w:type="spellEnd"/>
+            <w:r>
+              <w:rPr>
+                <w:rFonts w:asciiTheme="minorEastAsia" w:eastAsiaTheme="minorEastAsia" w:hAnsiTheme="minorEastAsia" w:hint="eastAsia"/>
               </w:rPr>
               <w:t>}</w:t>
             </w:r>
@@ -1125,6 +1225,9 @@
               <w:pStyle w:val="ab"/>
               <w:spacing w:line="60" w:lineRule="auto"/>
               <w:jc w:val="both"/>
+              <w:rPr>
+                <w:rFonts w:asciiTheme="minorEastAsia" w:eastAsiaTheme="minorEastAsia" w:hAnsiTheme="minorEastAsia"/>
+              </w:rPr>
             </w:pPr>
           </w:p>
         </w:tc>
@@ -1149,16 +1252,21 @@
             <w:pPr>
               <w:pStyle w:val="ab"/>
               <w:spacing w:line="240" w:lineRule="auto"/>
-            </w:pPr>
-            <w:r>
-              <w:rPr>
-                <w:rFonts w:eastAsia="맑은 고딕"/>
+              <w:rPr>
+                <w:rFonts w:asciiTheme="minorEastAsia" w:eastAsiaTheme="minorEastAsia" w:hAnsiTheme="minorEastAsia"/>
+              </w:rPr>
+            </w:pPr>
+            <w:proofErr w:type="spellStart"/>
+            <w:r>
+              <w:rPr>
+                <w:rFonts w:asciiTheme="minorEastAsia" w:eastAsiaTheme="minorEastAsia" w:hAnsiTheme="minorEastAsia"/>
                 <w:spacing w:val="0"/>
                 <w:w w:val="100"/>
                 <w:sz w:val="20"/>
               </w:rPr>
               <w:t>시험항목</w:t>
             </w:r>
+            <w:proofErr w:type="spellEnd"/>
           </w:p>
         </w:tc>
         <w:tc>
@@ -1177,16 +1285,21 @@
             <w:pPr>
               <w:pStyle w:val="ab"/>
               <w:spacing w:line="240" w:lineRule="auto"/>
-            </w:pPr>
-            <w:r>
-              <w:rPr>
-                <w:rFonts w:eastAsia="맑은 고딕"/>
+              <w:rPr>
+                <w:rFonts w:asciiTheme="minorEastAsia" w:eastAsiaTheme="minorEastAsia" w:hAnsiTheme="minorEastAsia"/>
+              </w:rPr>
+            </w:pPr>
+            <w:proofErr w:type="spellStart"/>
+            <w:r>
+              <w:rPr>
+                <w:rFonts w:asciiTheme="minorEastAsia" w:eastAsiaTheme="minorEastAsia" w:hAnsiTheme="minorEastAsia"/>
                 <w:spacing w:val="0"/>
                 <w:w w:val="100"/>
                 <w:sz w:val="20"/>
               </w:rPr>
               <w:t>시험기준</w:t>
             </w:r>
+            <w:proofErr w:type="spellEnd"/>
           </w:p>
         </w:tc>
         <w:tc>
@@ -1205,10 +1318,13 @@
             <w:pPr>
               <w:pStyle w:val="ab"/>
               <w:spacing w:line="240" w:lineRule="auto"/>
-            </w:pPr>
-            <w:r>
-              <w:rPr>
-                <w:rFonts w:eastAsia="맑은 고딕"/>
+              <w:rPr>
+                <w:rFonts w:asciiTheme="minorEastAsia" w:eastAsiaTheme="minorEastAsia" w:hAnsiTheme="minorEastAsia"/>
+              </w:rPr>
+            </w:pPr>
+            <w:r>
+              <w:rPr>
+                <w:rFonts w:asciiTheme="minorEastAsia" w:eastAsiaTheme="minorEastAsia" w:hAnsiTheme="minorEastAsia"/>
                 <w:spacing w:val="0"/>
                 <w:w w:val="100"/>
                 <w:sz w:val="20"/>
@@ -1233,16 +1349,21 @@
             <w:pPr>
               <w:pStyle w:val="ab"/>
               <w:spacing w:line="240" w:lineRule="auto"/>
-            </w:pPr>
-            <w:r>
-              <w:rPr>
-                <w:rFonts w:eastAsia="맑은 고딕"/>
+              <w:rPr>
+                <w:rFonts w:asciiTheme="minorEastAsia" w:eastAsiaTheme="minorEastAsia" w:hAnsiTheme="minorEastAsia"/>
+              </w:rPr>
+            </w:pPr>
+            <w:proofErr w:type="spellStart"/>
+            <w:r>
+              <w:rPr>
+                <w:rFonts w:asciiTheme="minorEastAsia" w:eastAsiaTheme="minorEastAsia" w:hAnsiTheme="minorEastAsia"/>
                 <w:spacing w:val="0"/>
                 <w:w w:val="100"/>
                 <w:sz w:val="20"/>
               </w:rPr>
               <w:t>시험일자</w:t>
             </w:r>
+            <w:proofErr w:type="spellEnd"/>
           </w:p>
         </w:tc>
         <w:tc>
@@ -1261,10 +1382,13 @@
             <w:pPr>
               <w:pStyle w:val="ab"/>
               <w:spacing w:line="240" w:lineRule="auto"/>
-            </w:pPr>
-            <w:r>
-              <w:rPr>
-                <w:rFonts w:ascii="맑은 고딕" w:eastAsia="맑은 고딕"/>
+              <w:rPr>
+                <w:rFonts w:asciiTheme="minorEastAsia" w:eastAsiaTheme="minorEastAsia" w:hAnsiTheme="minorEastAsia"/>
+              </w:rPr>
+            </w:pPr>
+            <w:r>
+              <w:rPr>
+                <w:rFonts w:asciiTheme="minorEastAsia" w:eastAsiaTheme="minorEastAsia" w:hAnsiTheme="minorEastAsia"/>
                 <w:spacing w:val="0"/>
                 <w:w w:val="100"/>
                 <w:sz w:val="20"/>
@@ -1294,16 +1418,21 @@
             <w:pPr>
               <w:pStyle w:val="ab"/>
               <w:spacing w:line="240" w:lineRule="auto"/>
-            </w:pPr>
-            <w:r>
-              <w:rPr>
-                <w:rFonts w:ascii="맑은 고딕" w:eastAsia="맑은 고딕"/>
+              <w:rPr>
+                <w:rFonts w:asciiTheme="minorEastAsia" w:eastAsiaTheme="minorEastAsia" w:hAnsiTheme="minorEastAsia"/>
+              </w:rPr>
+            </w:pPr>
+            <w:proofErr w:type="gramStart"/>
+            <w:r>
+              <w:rPr>
+                <w:rFonts w:asciiTheme="minorEastAsia" w:eastAsiaTheme="minorEastAsia" w:hAnsiTheme="minorEastAsia"/>
                 <w:spacing w:val="0"/>
                 <w:w w:val="100"/>
                 <w:sz w:val="20"/>
               </w:rPr>
               <w:t>성  상</w:t>
             </w:r>
+            <w:proofErr w:type="gramEnd"/>
           </w:p>
         </w:tc>
         <w:tc>
@@ -1324,22 +1453,35 @@
               <w:wordWrap w:val="0"/>
               <w:spacing w:line="240" w:lineRule="auto"/>
               <w:jc w:val="both"/>
-            </w:pPr>
-            <w:r>
-              <w:rPr>
-                <w:rFonts w:ascii="맑은 고딕" w:eastAsia="맑은 고딕"/>
-                <w:spacing w:val="0"/>
-                <w:w w:val="100"/>
-              </w:rPr>
-              <w:t>이미,이취가 없으며 향미가 있는 흑갈색 액상</w:t>
-            </w:r>
-            <w:r>
-              <w:rPr>
-                <w:rFonts w:ascii="맑은 고딕"/>
-                <w:spacing w:val="0"/>
-                <w:w w:val="100"/>
-              </w:rPr>
-              <w:t xml:space="preserve">　</w:t>
+              <w:rPr>
+                <w:rFonts w:asciiTheme="minorEastAsia" w:eastAsiaTheme="minorEastAsia" w:hAnsiTheme="minorEastAsia"/>
+              </w:rPr>
+            </w:pPr>
+            <w:r>
+              <w:rPr>
+                <w:rFonts w:asciiTheme="minorEastAsia" w:eastAsiaTheme="minorEastAsia" w:hAnsiTheme="minorEastAsia"/>
+                <w:spacing w:val="0"/>
+                <w:w w:val="100"/>
+              </w:rPr>
+              <w:t>이미</w:t>
+            </w:r>
+            <w:proofErr w:type="gramStart"/>
+            <w:r>
+              <w:rPr>
+                <w:rFonts w:asciiTheme="minorEastAsia" w:eastAsiaTheme="minorEastAsia" w:hAnsiTheme="minorEastAsia"/>
+                <w:spacing w:val="0"/>
+                <w:w w:val="100"/>
+              </w:rPr>
+              <w:t>,이취가</w:t>
+            </w:r>
+            <w:proofErr w:type="gramEnd"/>
+            <w:r>
+              <w:rPr>
+                <w:rFonts w:asciiTheme="minorEastAsia" w:eastAsiaTheme="minorEastAsia" w:hAnsiTheme="minorEastAsia"/>
+                <w:spacing w:val="0"/>
+                <w:w w:val="100"/>
+              </w:rPr>
+              <w:t xml:space="preserve"> 없으며 향미가 있는 흑갈색 액상　</w:t>
             </w:r>
           </w:p>
         </w:tc>
@@ -1359,24 +1501,18 @@
             <w:pPr>
               <w:pStyle w:val="ab"/>
               <w:spacing w:line="240" w:lineRule="auto"/>
-            </w:pPr>
-            <w:r>
-              <w:rPr>
-                <w:rFonts w:ascii="맑은 고딕" w:eastAsia="맑은 고딕"/>
+              <w:rPr>
+                <w:rFonts w:asciiTheme="minorEastAsia" w:eastAsiaTheme="minorEastAsia" w:hAnsiTheme="minorEastAsia"/>
+              </w:rPr>
+            </w:pPr>
+            <w:r>
+              <w:rPr>
+                <w:rFonts w:asciiTheme="minorEastAsia" w:eastAsiaTheme="minorEastAsia" w:hAnsiTheme="minorEastAsia"/>
                 <w:spacing w:val="0"/>
                 <w:w w:val="100"/>
                 <w:sz w:val="20"/>
               </w:rPr>
-              <w:t>양호/불량</w:t>
-            </w:r>
-            <w:r>
-              <w:rPr>
-                <w:rFonts w:ascii="맑은 고딕"/>
-                <w:spacing w:val="0"/>
-                <w:w w:val="100"/>
-                <w:sz w:val="20"/>
-              </w:rPr>
-              <w:t xml:space="preserve">　</w:t>
+              <w:t xml:space="preserve">양호/불량　</w:t>
             </w:r>
           </w:p>
         </w:tc>
@@ -1396,16 +1532,21 @@
             <w:pPr>
               <w:pStyle w:val="ab"/>
               <w:spacing w:line="240" w:lineRule="auto"/>
-            </w:pPr>
-            <w:r>
-              <w:rPr>
-                <w:rFonts w:ascii="맑은 고딕"/>
+              <w:rPr>
+                <w:rFonts w:asciiTheme="minorEastAsia" w:eastAsiaTheme="minorEastAsia" w:hAnsiTheme="minorEastAsia"/>
+              </w:rPr>
+            </w:pPr>
+            <w:r>
+              <w:rPr>
+                <w:rFonts w:asciiTheme="minorEastAsia" w:eastAsiaTheme="minorEastAsia" w:hAnsiTheme="minorEastAsia"/>
                 <w:spacing w:val="0"/>
                 <w:w w:val="100"/>
                 <w:sz w:val="20"/>
               </w:rPr>
               <w:t xml:space="preserve">　</w:t>
             </w:r>
+            <w:bookmarkStart w:id="0" w:name="_GoBack"/>
+            <w:bookmarkEnd w:id="0"/>
           </w:p>
         </w:tc>
         <w:tc>
@@ -1424,10 +1565,13 @@
             <w:pPr>
               <w:pStyle w:val="ab"/>
               <w:spacing w:line="240" w:lineRule="auto"/>
-            </w:pPr>
-            <w:r>
-              <w:rPr>
-                <w:rFonts w:ascii="맑은 고딕"/>
+              <w:rPr>
+                <w:rFonts w:asciiTheme="minorEastAsia" w:eastAsiaTheme="minorEastAsia" w:hAnsiTheme="minorEastAsia"/>
+              </w:rPr>
+            </w:pPr>
+            <w:r>
+              <w:rPr>
+                <w:rFonts w:asciiTheme="minorEastAsia" w:eastAsiaTheme="minorEastAsia" w:hAnsiTheme="minorEastAsia"/>
                 <w:spacing w:val="0"/>
                 <w:w w:val="100"/>
                 <w:sz w:val="20"/>
@@ -1457,24 +1601,18 @@
             <w:pPr>
               <w:pStyle w:val="ab"/>
               <w:spacing w:line="240" w:lineRule="auto"/>
-            </w:pPr>
-            <w:r>
-              <w:rPr>
-                <w:rFonts w:ascii="맑은 고딕" w:eastAsia="맑은 고딕"/>
+              <w:rPr>
+                <w:rFonts w:asciiTheme="minorEastAsia" w:eastAsiaTheme="minorEastAsia" w:hAnsiTheme="minorEastAsia"/>
+              </w:rPr>
+            </w:pPr>
+            <w:r>
+              <w:rPr>
+                <w:rFonts w:asciiTheme="minorEastAsia" w:eastAsiaTheme="minorEastAsia" w:hAnsiTheme="minorEastAsia"/>
                 <w:spacing w:val="0"/>
                 <w:w w:val="100"/>
                 <w:sz w:val="20"/>
               </w:rPr>
-              <w:t>당도 Brix</w:t>
-            </w:r>
-            <w:r>
-              <w:rPr>
-                <w:rFonts w:ascii="맑은 고딕"/>
-                <w:spacing w:val="0"/>
-                <w:w w:val="100"/>
-                <w:sz w:val="20"/>
-              </w:rPr>
-              <w:t xml:space="preserve">　</w:t>
+              <w:t xml:space="preserve">당도 Brix　</w:t>
             </w:r>
           </w:p>
         </w:tc>
@@ -1496,16 +1634,30 @@
               <w:wordWrap w:val="0"/>
               <w:spacing w:line="240" w:lineRule="auto"/>
               <w:jc w:val="both"/>
-            </w:pPr>
-            <w:r>
-              <w:rPr>
-                <w:rFonts w:ascii="맑은 고딕" w:eastAsia="맑은 고딕"/>
+              <w:rPr>
+                <w:rFonts w:asciiTheme="minorEastAsia" w:eastAsiaTheme="minorEastAsia" w:hAnsiTheme="minorEastAsia"/>
+              </w:rPr>
+            </w:pPr>
+            <w:r>
+              <w:rPr>
+                <w:rFonts w:asciiTheme="minorEastAsia" w:eastAsiaTheme="minorEastAsia" w:hAnsiTheme="minorEastAsia"/>
                 <w:spacing w:val="0"/>
                 <w:w w:val="100"/>
                 <w:sz w:val="20"/>
               </w:rPr>
-              <w:t>현재 기준없음</w:t>
-            </w:r>
+              <w:t xml:space="preserve">현재 </w:t>
+            </w:r>
+            <w:proofErr w:type="spellStart"/>
+            <w:r>
+              <w:rPr>
+                <w:rFonts w:asciiTheme="minorEastAsia" w:eastAsiaTheme="minorEastAsia" w:hAnsiTheme="minorEastAsia"/>
+                <w:spacing w:val="0"/>
+                <w:w w:val="100"/>
+                <w:sz w:val="20"/>
+              </w:rPr>
+              <w:t>기준없음</w:t>
+            </w:r>
+            <w:proofErr w:type="spellEnd"/>
           </w:p>
         </w:tc>
         <w:tc>
@@ -1524,6 +1676,9 @@
             <w:pPr>
               <w:pStyle w:val="ab"/>
               <w:spacing w:line="240" w:lineRule="auto"/>
+              <w:rPr>
+                <w:rFonts w:asciiTheme="minorEastAsia" w:eastAsiaTheme="minorEastAsia" w:hAnsiTheme="minorEastAsia"/>
+              </w:rPr>
             </w:pPr>
           </w:p>
         </w:tc>
@@ -1543,10 +1698,13 @@
             <w:pPr>
               <w:pStyle w:val="ab"/>
               <w:spacing w:line="240" w:lineRule="auto"/>
-            </w:pPr>
-            <w:r>
-              <w:rPr>
-                <w:rFonts w:ascii="맑은 고딕"/>
+              <w:rPr>
+                <w:rFonts w:asciiTheme="minorEastAsia" w:eastAsiaTheme="minorEastAsia" w:hAnsiTheme="minorEastAsia"/>
+              </w:rPr>
+            </w:pPr>
+            <w:r>
+              <w:rPr>
+                <w:rFonts w:asciiTheme="minorEastAsia" w:eastAsiaTheme="minorEastAsia" w:hAnsiTheme="minorEastAsia"/>
                 <w:spacing w:val="0"/>
                 <w:w w:val="100"/>
                 <w:sz w:val="20"/>
@@ -1571,10 +1729,13 @@
             <w:pPr>
               <w:pStyle w:val="ab"/>
               <w:spacing w:line="240" w:lineRule="auto"/>
-            </w:pPr>
-            <w:r>
-              <w:rPr>
-                <w:rFonts w:ascii="맑은 고딕"/>
+              <w:rPr>
+                <w:rFonts w:asciiTheme="minorEastAsia" w:eastAsiaTheme="minorEastAsia" w:hAnsiTheme="minorEastAsia"/>
+              </w:rPr>
+            </w:pPr>
+            <w:r>
+              <w:rPr>
+                <w:rFonts w:asciiTheme="minorEastAsia" w:eastAsiaTheme="minorEastAsia" w:hAnsiTheme="minorEastAsia"/>
                 <w:spacing w:val="0"/>
                 <w:w w:val="100"/>
                 <w:sz w:val="20"/>
@@ -1604,19 +1765,24 @@
             <w:pPr>
               <w:pStyle w:val="ab"/>
               <w:spacing w:line="240" w:lineRule="auto"/>
-            </w:pPr>
-            <w:r>
-              <w:rPr>
-                <w:rFonts w:ascii="맑은 고딕" w:eastAsia="맑은 고딕"/>
+              <w:rPr>
+                <w:rFonts w:asciiTheme="minorEastAsia" w:eastAsiaTheme="minorEastAsia" w:hAnsiTheme="minorEastAsia"/>
+              </w:rPr>
+            </w:pPr>
+            <w:proofErr w:type="gramStart"/>
+            <w:r>
+              <w:rPr>
+                <w:rFonts w:asciiTheme="minorEastAsia" w:eastAsiaTheme="minorEastAsia" w:hAnsiTheme="minorEastAsia"/>
                 <w:spacing w:val="0"/>
                 <w:w w:val="100"/>
                 <w:sz w:val="20"/>
               </w:rPr>
               <w:t>이  물</w:t>
             </w:r>
-            <w:r>
-              <w:rPr>
-                <w:rFonts w:ascii="맑은 고딕"/>
+            <w:proofErr w:type="gramEnd"/>
+            <w:r>
+              <w:rPr>
+                <w:rFonts w:asciiTheme="minorEastAsia" w:eastAsiaTheme="minorEastAsia" w:hAnsiTheme="minorEastAsia"/>
                 <w:spacing w:val="0"/>
                 <w:w w:val="100"/>
                 <w:sz w:val="20"/>
@@ -1643,10 +1809,13 @@
               <w:wordWrap w:val="0"/>
               <w:spacing w:line="240" w:lineRule="auto"/>
               <w:jc w:val="both"/>
-            </w:pPr>
-            <w:r>
-              <w:rPr>
-                <w:rFonts w:eastAsia="맑은 고딕"/>
+              <w:rPr>
+                <w:rFonts w:asciiTheme="minorEastAsia" w:eastAsiaTheme="minorEastAsia" w:hAnsiTheme="minorEastAsia"/>
+              </w:rPr>
+            </w:pPr>
+            <w:r>
+              <w:rPr>
+                <w:rFonts w:asciiTheme="minorEastAsia" w:eastAsiaTheme="minorEastAsia" w:hAnsiTheme="minorEastAsia"/>
                 <w:spacing w:val="0"/>
                 <w:w w:val="100"/>
                 <w:sz w:val="20"/>
@@ -1671,10 +1840,13 @@
             <w:pPr>
               <w:pStyle w:val="ab"/>
               <w:spacing w:line="240" w:lineRule="auto"/>
-            </w:pPr>
-            <w:r>
-              <w:rPr>
-                <w:rFonts w:ascii="맑은 고딕" w:eastAsia="맑은 고딕"/>
+              <w:rPr>
+                <w:rFonts w:asciiTheme="minorEastAsia" w:eastAsiaTheme="minorEastAsia" w:hAnsiTheme="minorEastAsia"/>
+              </w:rPr>
+            </w:pPr>
+            <w:r>
+              <w:rPr>
+                <w:rFonts w:asciiTheme="minorEastAsia" w:eastAsiaTheme="minorEastAsia" w:hAnsiTheme="minorEastAsia"/>
                 <w:spacing w:val="0"/>
                 <w:w w:val="100"/>
                 <w:sz w:val="20"/>
@@ -1699,10 +1871,13 @@
             <w:pPr>
               <w:pStyle w:val="ab"/>
               <w:spacing w:line="240" w:lineRule="auto"/>
-            </w:pPr>
-            <w:r>
-              <w:rPr>
-                <w:rFonts w:ascii="맑은 고딕"/>
+              <w:rPr>
+                <w:rFonts w:asciiTheme="minorEastAsia" w:eastAsiaTheme="minorEastAsia" w:hAnsiTheme="minorEastAsia"/>
+              </w:rPr>
+            </w:pPr>
+            <w:r>
+              <w:rPr>
+                <w:rFonts w:asciiTheme="minorEastAsia" w:eastAsiaTheme="minorEastAsia" w:hAnsiTheme="minorEastAsia"/>
                 <w:spacing w:val="0"/>
                 <w:w w:val="100"/>
                 <w:sz w:val="20"/>
@@ -1727,10 +1902,13 @@
             <w:pPr>
               <w:pStyle w:val="ab"/>
               <w:spacing w:line="240" w:lineRule="auto"/>
-            </w:pPr>
-            <w:r>
-              <w:rPr>
-                <w:rFonts w:ascii="맑은 고딕"/>
+              <w:rPr>
+                <w:rFonts w:asciiTheme="minorEastAsia" w:eastAsiaTheme="minorEastAsia" w:hAnsiTheme="minorEastAsia"/>
+              </w:rPr>
+            </w:pPr>
+            <w:r>
+              <w:rPr>
+                <w:rFonts w:asciiTheme="minorEastAsia" w:eastAsiaTheme="minorEastAsia" w:hAnsiTheme="minorEastAsia"/>
                 <w:spacing w:val="0"/>
                 <w:w w:val="100"/>
                 <w:sz w:val="20"/>
@@ -2364,6 +2542,7 @@
               <w:pStyle w:val="ab"/>
               <w:spacing w:line="240" w:lineRule="auto"/>
             </w:pPr>
+            <w:proofErr w:type="spellStart"/>
             <w:r>
               <w:rPr>
                 <w:rFonts w:eastAsia="맑은 고딕"/>
@@ -2373,6 +2552,7 @@
               </w:rPr>
               <w:t>판정일자</w:t>
             </w:r>
+            <w:proofErr w:type="spellEnd"/>
           </w:p>
         </w:tc>
       </w:tr>
@@ -2535,7 +2715,7 @@
 </file>
 
 <file path=word/endnotes.xml><?xml version="1.0" encoding="utf-8"?>
-<w:endnotes xmlns:wpc="http://schemas.microsoft.com/office/word/2010/wordprocessingCanvas" xmlns:cx="http://schemas.microsoft.com/office/drawing/2014/chartex" xmlns:cx1="http://schemas.microsoft.com/office/drawing/2015/9/8/chartex" xmlns:cx2="http://schemas.microsoft.com/office/drawing/2015/10/21/chartex" xmlns:cx3="http://schemas.microsoft.com/office/drawing/2016/5/9/chartex" xmlns:cx4="http://schemas.microsoft.com/office/drawing/2016/5/10/chartex" xmlns:cx5="http://schemas.microsoft.com/office/drawing/2016/5/11/chartex" xmlns:cx6="http://schemas.microsoft.com/office/drawing/2016/5/12/chartex" xmlns:cx7="http://schemas.microsoft.com/office/drawing/2016/5/13/chartex" xmlns:cx8="http://schemas.microsoft.com/office/drawing/2016/5/14/chartex" xmlns:mc="http://schemas.openxmlformats.org/markup-compatibility/2006" xmlns:aink="http://schemas.microsoft.com/office/drawing/2016/ink" xmlns:am3d="http://schemas.microsoft.com/office/drawing/2017/model3d" xmlns:o="urn:schemas-microsoft-com:office:office" xmlns:oel="http://schemas.microsoft.com/office/2019/extlst" xmlns:r="http://schemas.openxmlformats.org/officeDocument/2006/relationships" xmlns:m="http://schemas.openxmlformats.org/officeDocument/2006/math" xmlns:v="urn:schemas-microsoft-com:vml" xmlns:wp14="http://schemas.microsoft.com/office/word/2010/wordprocessingDrawing" xmlns:wp="http://schemas.openxmlformats.org/drawingml/2006/wordprocessingDrawing" xmlns:w10="urn:schemas-microsoft-com:office:word" xmlns:w="http://schemas.openxmlformats.org/wordprocessingml/2006/main" xmlns:w14="http://schemas.microsoft.com/office/word/2010/wordml" xmlns:w15="http://schemas.microsoft.com/office/word/2012/wordml" xmlns:w16cex="http://schemas.microsoft.com/office/word/2018/wordml/cex" xmlns:w16cid="http://schemas.microsoft.com/office/word/2016/wordml/cid" xmlns:w16="http://schemas.microsoft.com/office/word/2018/wordml" xmlns:w16du="http://schemas.microsoft.com/office/word/2023/wordml/word16du" xmlns:w16sdtdh="http://schemas.microsoft.com/office/word/2020/wordml/sdtdatahash" xmlns:w16sdtfl="http://schemas.microsoft.com/office/word/2024/wordml/sdtformatlock" xmlns:w16se="http://schemas.microsoft.com/office/word/2015/wordml/symex" xmlns:wpg="http://schemas.microsoft.com/office/word/2010/wordprocessingGroup" xmlns:wpi="http://schemas.microsoft.com/office/word/2010/wordprocessingInk" xmlns:wne="http://schemas.microsoft.com/office/word/2006/wordml" xmlns:wps="http://schemas.microsoft.com/office/word/2010/wordprocessingShape" mc:Ignorable="w14 w15 w16se w16cid w16 w16cex w16sdtdh w16sdtfl w16du wp14">
+<w:endnotes xmlns:wpc="http://schemas.microsoft.com/office/word/2010/wordprocessingCanvas" xmlns:cx="http://schemas.microsoft.com/office/drawing/2014/chartex" xmlns:mc="http://schemas.openxmlformats.org/markup-compatibility/2006" xmlns:o="urn:schemas-microsoft-com:office:office" xmlns:r="http://schemas.openxmlformats.org/officeDocument/2006/relationships" xmlns:m="http://schemas.openxmlformats.org/officeDocument/2006/math" xmlns:v="urn:schemas-microsoft-com:vml" xmlns:wp14="http://schemas.microsoft.com/office/word/2010/wordprocessingDrawing" xmlns:wp="http://schemas.openxmlformats.org/drawingml/2006/wordprocessingDrawing" xmlns:w10="urn:schemas-microsoft-com:office:word" xmlns:w="http://schemas.openxmlformats.org/wordprocessingml/2006/main" xmlns:w14="http://schemas.microsoft.com/office/word/2010/wordml" xmlns:w15="http://schemas.microsoft.com/office/word/2012/wordml" xmlns:w16se="http://schemas.microsoft.com/office/word/2015/wordml/symex" xmlns:wpg="http://schemas.microsoft.com/office/word/2010/wordprocessingGroup" xmlns:wpi="http://schemas.microsoft.com/office/word/2010/wordprocessingInk" xmlns:wne="http://schemas.microsoft.com/office/word/2006/wordml" xmlns:wps="http://schemas.microsoft.com/office/word/2010/wordprocessingShape" mc:Ignorable="w14 w15 w16se wp14">
   <w:endnote w:type="separator" w:id="-1">
     <w:p>
       <w:pPr>
@@ -2560,7 +2740,7 @@
 </file>
 
 <file path=word/footer1.xml><?xml version="1.0" encoding="utf-8"?>
-<w:ftr xmlns:wpc="http://schemas.microsoft.com/office/word/2010/wordprocessingCanvas" xmlns:cx="http://schemas.microsoft.com/office/drawing/2014/chartex" xmlns:cx1="http://schemas.microsoft.com/office/drawing/2015/9/8/chartex" xmlns:cx2="http://schemas.microsoft.com/office/drawing/2015/10/21/chartex" xmlns:cx3="http://schemas.microsoft.com/office/drawing/2016/5/9/chartex" xmlns:cx4="http://schemas.microsoft.com/office/drawing/2016/5/10/chartex" xmlns:cx5="http://schemas.microsoft.com/office/drawing/2016/5/11/chartex" xmlns:cx6="http://schemas.microsoft.com/office/drawing/2016/5/12/chartex" xmlns:cx7="http://schemas.microsoft.com/office/drawing/2016/5/13/chartex" xmlns:cx8="http://schemas.microsoft.com/office/drawing/2016/5/14/chartex" xmlns:mc="http://schemas.openxmlformats.org/markup-compatibility/2006" xmlns:aink="http://schemas.microsoft.com/office/drawing/2016/ink" xmlns:am3d="http://schemas.microsoft.com/office/drawing/2017/model3d" xmlns:o="urn:schemas-microsoft-com:office:office" xmlns:oel="http://schemas.microsoft.com/office/2019/extlst" xmlns:r="http://schemas.openxmlformats.org/officeDocument/2006/relationships" xmlns:m="http://schemas.openxmlformats.org/officeDocument/2006/math" xmlns:v="urn:schemas-microsoft-com:vml" xmlns:wp14="http://schemas.microsoft.com/office/word/2010/wordprocessingDrawing" xmlns:wp="http://schemas.openxmlformats.org/drawingml/2006/wordprocessingDrawing" xmlns:w10="urn:schemas-microsoft-com:office:word" xmlns:w="http://schemas.openxmlformats.org/wordprocessingml/2006/main" xmlns:w14="http://schemas.microsoft.com/office/word/2010/wordml" xmlns:w15="http://schemas.microsoft.com/office/word/2012/wordml" xmlns:w16cex="http://schemas.microsoft.com/office/word/2018/wordml/cex" xmlns:w16cid="http://schemas.microsoft.com/office/word/2016/wordml/cid" xmlns:w16="http://schemas.microsoft.com/office/word/2018/wordml" xmlns:w16du="http://schemas.microsoft.com/office/word/2023/wordml/word16du" xmlns:w16sdtdh="http://schemas.microsoft.com/office/word/2020/wordml/sdtdatahash" xmlns:w16sdtfl="http://schemas.microsoft.com/office/word/2024/wordml/sdtformatlock" xmlns:w16se="http://schemas.microsoft.com/office/word/2015/wordml/symex" xmlns:wpg="http://schemas.microsoft.com/office/word/2010/wordprocessingGroup" xmlns:wpi="http://schemas.microsoft.com/office/word/2010/wordprocessingInk" xmlns:wne="http://schemas.microsoft.com/office/word/2006/wordml" xmlns:wps="http://schemas.microsoft.com/office/word/2010/wordprocessingShape" mc:Ignorable="w14 w15 w16se w16cid w16 w16cex w16sdtdh w16sdtfl w16du wp14">
+<w:ftr xmlns:wpc="http://schemas.microsoft.com/office/word/2010/wordprocessingCanvas" xmlns:cx="http://schemas.microsoft.com/office/drawing/2014/chartex" xmlns:mc="http://schemas.openxmlformats.org/markup-compatibility/2006" xmlns:o="urn:schemas-microsoft-com:office:office" xmlns:r="http://schemas.openxmlformats.org/officeDocument/2006/relationships" xmlns:m="http://schemas.openxmlformats.org/officeDocument/2006/math" xmlns:v="urn:schemas-microsoft-com:vml" xmlns:wp14="http://schemas.microsoft.com/office/word/2010/wordprocessingDrawing" xmlns:wp="http://schemas.openxmlformats.org/drawingml/2006/wordprocessingDrawing" xmlns:w10="urn:schemas-microsoft-com:office:word" xmlns:w="http://schemas.openxmlformats.org/wordprocessingml/2006/main" xmlns:w14="http://schemas.microsoft.com/office/word/2010/wordml" xmlns:w15="http://schemas.microsoft.com/office/word/2012/wordml" xmlns:w16se="http://schemas.microsoft.com/office/word/2015/wordml/symex" xmlns:wpg="http://schemas.microsoft.com/office/word/2010/wordprocessingGroup" xmlns:wpi="http://schemas.microsoft.com/office/word/2010/wordprocessingInk" xmlns:wne="http://schemas.microsoft.com/office/word/2006/wordml" xmlns:wps="http://schemas.microsoft.com/office/word/2010/wordprocessingShape" mc:Ignorable="w14 w15 w16se wp14">
   <w:tbl>
     <w:tblPr>
       <w:tblOverlap w:val="never"/>
@@ -2661,6 +2841,7 @@
             <w:pStyle w:val="a3"/>
             <w:jc w:val="center"/>
           </w:pPr>
+          <w:proofErr w:type="spellStart"/>
           <w:r>
             <w:rPr>
               <w:rFonts w:eastAsia="맑은 고딕"/>
@@ -2668,6 +2849,7 @@
             </w:rPr>
             <w:t>기록주기</w:t>
           </w:r>
+          <w:proofErr w:type="spellEnd"/>
         </w:p>
       </w:tc>
       <w:tc>
@@ -2718,8 +2900,17 @@
               <w:rFonts w:ascii="맑은 고딕" w:eastAsia="맑은 고딕"/>
               <w:b/>
             </w:rPr>
-            <w:t>보존 년한</w:t>
+            <w:t xml:space="preserve">보존 </w:t>
           </w:r>
+          <w:proofErr w:type="spellStart"/>
+          <w:r>
+            <w:rPr>
+              <w:rFonts w:ascii="맑은 고딕" w:eastAsia="맑은 고딕"/>
+              <w:b/>
+            </w:rPr>
+            <w:t>년한</w:t>
+          </w:r>
+          <w:proofErr w:type="spellEnd"/>
         </w:p>
       </w:tc>
     </w:tr>
@@ -2767,12 +2958,28 @@
             <w:pStyle w:val="a3"/>
             <w:jc w:val="center"/>
           </w:pPr>
+          <w:proofErr w:type="spellStart"/>
           <w:r>
             <w:rPr>
               <w:rFonts w:ascii="맑은 고딕" w:eastAsia="맑은 고딕"/>
             </w:rPr>
-            <w:t>시험지시 및 기록서</w:t>
+            <w:t>시험지시</w:t>
           </w:r>
+          <w:proofErr w:type="spellEnd"/>
+          <w:r>
+            <w:rPr>
+              <w:rFonts w:ascii="맑은 고딕" w:eastAsia="맑은 고딕"/>
+            </w:rPr>
+            <w:t xml:space="preserve"> 및 </w:t>
+          </w:r>
+          <w:proofErr w:type="spellStart"/>
+          <w:r>
+            <w:rPr>
+              <w:rFonts w:ascii="맑은 고딕" w:eastAsia="맑은 고딕"/>
+            </w:rPr>
+            <w:t>기록서</w:t>
+          </w:r>
+          <w:proofErr w:type="spellEnd"/>
         </w:p>
       </w:tc>
       <w:tc>
@@ -2791,12 +2998,14 @@
             <w:pStyle w:val="a3"/>
             <w:jc w:val="center"/>
           </w:pPr>
+          <w:proofErr w:type="spellStart"/>
           <w:r>
             <w:rPr>
               <w:rFonts w:eastAsia="맑은 고딕"/>
             </w:rPr>
             <w:t>접수시</w:t>
           </w:r>
+          <w:proofErr w:type="spellEnd"/>
         </w:p>
       </w:tc>
       <w:tc>
@@ -2815,12 +3024,14 @@
             <w:pStyle w:val="a3"/>
             <w:jc w:val="center"/>
           </w:pPr>
+          <w:proofErr w:type="spellStart"/>
           <w:r>
             <w:rPr>
               <w:rFonts w:eastAsia="맑은 고딕"/>
             </w:rPr>
             <w:t>품질관리부</w:t>
           </w:r>
+          <w:proofErr w:type="spellEnd"/>
         </w:p>
       </w:tc>
       <w:tc>
@@ -2858,7 +3069,7 @@
 </file>
 
 <file path=word/footnotes.xml><?xml version="1.0" encoding="utf-8"?>
-<w:footnotes xmlns:wpc="http://schemas.microsoft.com/office/word/2010/wordprocessingCanvas" xmlns:cx="http://schemas.microsoft.com/office/drawing/2014/chartex" xmlns:cx1="http://schemas.microsoft.com/office/drawing/2015/9/8/chartex" xmlns:cx2="http://schemas.microsoft.com/office/drawing/2015/10/21/chartex" xmlns:cx3="http://schemas.microsoft.com/office/drawing/2016/5/9/chartex" xmlns:cx4="http://schemas.microsoft.com/office/drawing/2016/5/10/chartex" xmlns:cx5="http://schemas.microsoft.com/office/drawing/2016/5/11/chartex" xmlns:cx6="http://schemas.microsoft.com/office/drawing/2016/5/12/chartex" xmlns:cx7="http://schemas.microsoft.com/office/drawing/2016/5/13/chartex" xmlns:cx8="http://schemas.microsoft.com/office/drawing/2016/5/14/chartex" xmlns:mc="http://schemas.openxmlformats.org/markup-compatibility/2006" xmlns:aink="http://schemas.microsoft.com/office/drawing/2016/ink" xmlns:am3d="http://schemas.microsoft.com/office/drawing/2017/model3d" xmlns:o="urn:schemas-microsoft-com:office:office" xmlns:oel="http://schemas.microsoft.com/office/2019/extlst" xmlns:r="http://schemas.openxmlformats.org/officeDocument/2006/relationships" xmlns:m="http://schemas.openxmlformats.org/officeDocument/2006/math" xmlns:v="urn:schemas-microsoft-com:vml" xmlns:wp14="http://schemas.microsoft.com/office/word/2010/wordprocessingDrawing" xmlns:wp="http://schemas.openxmlformats.org/drawingml/2006/wordprocessingDrawing" xmlns:w10="urn:schemas-microsoft-com:office:word" xmlns:w="http://schemas.openxmlformats.org/wordprocessingml/2006/main" xmlns:w14="http://schemas.microsoft.com/office/word/2010/wordml" xmlns:w15="http://schemas.microsoft.com/office/word/2012/wordml" xmlns:w16cex="http://schemas.microsoft.com/office/word/2018/wordml/cex" xmlns:w16cid="http://schemas.microsoft.com/office/word/2016/wordml/cid" xmlns:w16="http://schemas.microsoft.com/office/word/2018/wordml" xmlns:w16du="http://schemas.microsoft.com/office/word/2023/wordml/word16du" xmlns:w16sdtdh="http://schemas.microsoft.com/office/word/2020/wordml/sdtdatahash" xmlns:w16sdtfl="http://schemas.microsoft.com/office/word/2024/wordml/sdtformatlock" xmlns:w16se="http://schemas.microsoft.com/office/word/2015/wordml/symex" xmlns:wpg="http://schemas.microsoft.com/office/word/2010/wordprocessingGroup" xmlns:wpi="http://schemas.microsoft.com/office/word/2010/wordprocessingInk" xmlns:wne="http://schemas.microsoft.com/office/word/2006/wordml" xmlns:wps="http://schemas.microsoft.com/office/word/2010/wordprocessingShape" mc:Ignorable="w14 w15 w16se w16cid w16 w16cex w16sdtdh w16sdtfl w16du wp14">
+<w:footnotes xmlns:wpc="http://schemas.microsoft.com/office/word/2010/wordprocessingCanvas" xmlns:cx="http://schemas.microsoft.com/office/drawing/2014/chartex" xmlns:mc="http://schemas.openxmlformats.org/markup-compatibility/2006" xmlns:o="urn:schemas-microsoft-com:office:office" xmlns:r="http://schemas.openxmlformats.org/officeDocument/2006/relationships" xmlns:m="http://schemas.openxmlformats.org/officeDocument/2006/math" xmlns:v="urn:schemas-microsoft-com:vml" xmlns:wp14="http://schemas.microsoft.com/office/word/2010/wordprocessingDrawing" xmlns:wp="http://schemas.openxmlformats.org/drawingml/2006/wordprocessingDrawing" xmlns:w10="urn:schemas-microsoft-com:office:word" xmlns:w="http://schemas.openxmlformats.org/wordprocessingml/2006/main" xmlns:w14="http://schemas.microsoft.com/office/word/2010/wordml" xmlns:w15="http://schemas.microsoft.com/office/word/2012/wordml" xmlns:w16se="http://schemas.microsoft.com/office/word/2015/wordml/symex" xmlns:wpg="http://schemas.microsoft.com/office/word/2010/wordprocessingGroup" xmlns:wpi="http://schemas.microsoft.com/office/word/2010/wordprocessingInk" xmlns:wne="http://schemas.microsoft.com/office/word/2006/wordml" xmlns:wps="http://schemas.microsoft.com/office/word/2010/wordprocessingShape" mc:Ignorable="w14 w15 w16se wp14">
   <w:footnote w:type="separator" w:id="-1">
     <w:p>
       <w:pPr>
@@ -2883,7 +3094,7 @@
 </file>
 
 <file path=word/numbering.xml><?xml version="1.0" encoding="utf-8"?>
-<w:numbering xmlns:wpc="http://schemas.microsoft.com/office/word/2010/wordprocessingCanvas" xmlns:cx="http://schemas.microsoft.com/office/drawing/2014/chartex" xmlns:cx1="http://schemas.microsoft.com/office/drawing/2015/9/8/chartex" xmlns:cx2="http://schemas.microsoft.com/office/drawing/2015/10/21/chartex" xmlns:cx3="http://schemas.microsoft.com/office/drawing/2016/5/9/chartex" xmlns:cx4="http://schemas.microsoft.com/office/drawing/2016/5/10/chartex" xmlns:cx5="http://schemas.microsoft.com/office/drawing/2016/5/11/chartex" xmlns:cx6="http://schemas.microsoft.com/office/drawing/2016/5/12/chartex" xmlns:cx7="http://schemas.microsoft.com/office/drawing/2016/5/13/chartex" xmlns:cx8="http://schemas.microsoft.com/office/drawing/2016/5/14/chartex" xmlns:mc="http://schemas.openxmlformats.org/markup-compatibility/2006" xmlns:aink="http://schemas.microsoft.com/office/drawing/2016/ink" xmlns:am3d="http://schemas.microsoft.com/office/drawing/2017/model3d" xmlns:o="urn:schemas-microsoft-com:office:office" xmlns:oel="http://schemas.microsoft.com/office/2019/extlst" xmlns:r="http://schemas.openxmlformats.org/officeDocument/2006/relationships" xmlns:m="http://schemas.openxmlformats.org/officeDocument/2006/math" xmlns:v="urn:schemas-microsoft-com:vml" xmlns:wp14="http://schemas.microsoft.com/office/word/2010/wordprocessingDrawing" xmlns:wp="http://schemas.openxmlformats.org/drawingml/2006/wordprocessingDrawing" xmlns:w10="urn:schemas-microsoft-com:office:word" xmlns:w="http://schemas.openxmlformats.org/wordprocessingml/2006/main" xmlns:w14="http://schemas.microsoft.com/office/word/2010/wordml" xmlns:w15="http://schemas.microsoft.com/office/word/2012/wordml" xmlns:w16cex="http://schemas.microsoft.com/office/word/2018/wordml/cex" xmlns:w16cid="http://schemas.microsoft.com/office/word/2016/wordml/cid" xmlns:w16="http://schemas.microsoft.com/office/word/2018/wordml" xmlns:w16du="http://schemas.microsoft.com/office/word/2023/wordml/word16du" xmlns:w16sdtdh="http://schemas.microsoft.com/office/word/2020/wordml/sdtdatahash" xmlns:w16sdtfl="http://schemas.microsoft.com/office/word/2024/wordml/sdtformatlock" xmlns:w16se="http://schemas.microsoft.com/office/word/2015/wordml/symex" xmlns:wpg="http://schemas.microsoft.com/office/word/2010/wordprocessingGroup" xmlns:wpi="http://schemas.microsoft.com/office/word/2010/wordprocessingInk" xmlns:wne="http://schemas.microsoft.com/office/word/2006/wordml" xmlns:wps="http://schemas.microsoft.com/office/word/2010/wordprocessingShape" mc:Ignorable="w14 w15 w16se w16cid w16 w16cex w16sdtdh w16sdtfl w16du wp14">
+<w:numbering xmlns:wpc="http://schemas.microsoft.com/office/word/2010/wordprocessingCanvas" xmlns:cx="http://schemas.microsoft.com/office/drawing/2014/chartex" xmlns:mc="http://schemas.openxmlformats.org/markup-compatibility/2006" xmlns:o="urn:schemas-microsoft-com:office:office" xmlns:r="http://schemas.openxmlformats.org/officeDocument/2006/relationships" xmlns:m="http://schemas.openxmlformats.org/officeDocument/2006/math" xmlns:v="urn:schemas-microsoft-com:vml" xmlns:wp14="http://schemas.microsoft.com/office/word/2010/wordprocessingDrawing" xmlns:wp="http://schemas.openxmlformats.org/drawingml/2006/wordprocessingDrawing" xmlns:w10="urn:schemas-microsoft-com:office:word" xmlns:w="http://schemas.openxmlformats.org/wordprocessingml/2006/main" xmlns:w14="http://schemas.microsoft.com/office/word/2010/wordml" xmlns:w15="http://schemas.microsoft.com/office/word/2012/wordml" xmlns:w16se="http://schemas.microsoft.com/office/word/2015/wordml/symex" xmlns:wpg="http://schemas.microsoft.com/office/word/2010/wordprocessingGroup" xmlns:wpi="http://schemas.microsoft.com/office/word/2010/wordprocessingInk" xmlns:wne="http://schemas.microsoft.com/office/word/2006/wordml" xmlns:wps="http://schemas.microsoft.com/office/word/2010/wordprocessingShape" mc:Ignorable="w14 w15 w16se wp14">
   <w:abstractNum w:abstractNumId="0" w15:restartNumberingAfterBreak="0">
     <w:nsid w:val="16C66C7B"/>
     <w:multiLevelType w:val="multilevel"/>
@@ -3339,32 +3550,32 @@
       <w:lvlJc w:val="left"/>
     </w:lvl>
   </w:abstractNum>
-  <w:num w:numId="1" w16cid:durableId="1302346867">
+  <w:num w:numId="1">
     <w:abstractNumId w:val="3"/>
   </w:num>
-  <w:num w:numId="2" w16cid:durableId="1592929133">
+  <w:num w:numId="2">
     <w:abstractNumId w:val="6"/>
   </w:num>
-  <w:num w:numId="3" w16cid:durableId="658459501">
+  <w:num w:numId="3">
     <w:abstractNumId w:val="2"/>
   </w:num>
-  <w:num w:numId="4" w16cid:durableId="1447770100">
+  <w:num w:numId="4">
     <w:abstractNumId w:val="0"/>
   </w:num>
-  <w:num w:numId="5" w16cid:durableId="1730105733">
+  <w:num w:numId="5">
     <w:abstractNumId w:val="4"/>
   </w:num>
-  <w:num w:numId="6" w16cid:durableId="599802910">
+  <w:num w:numId="6">
     <w:abstractNumId w:val="5"/>
   </w:num>
-  <w:num w:numId="7" w16cid:durableId="1951626049">
+  <w:num w:numId="7">
     <w:abstractNumId w:val="1"/>
   </w:num>
 </w:numbering>
 </file>
 
 <file path=word/styles.xml><?xml version="1.0" encoding="utf-8"?>
-<w:styles xmlns:mc="http://schemas.openxmlformats.org/markup-compatibility/2006" xmlns:r="http://schemas.openxmlformats.org/officeDocument/2006/relationships" xmlns:w="http://schemas.openxmlformats.org/wordprocessingml/2006/main" xmlns:w14="http://schemas.microsoft.com/office/word/2010/wordml" xmlns:w15="http://schemas.microsoft.com/office/word/2012/wordml" xmlns:w16cex="http://schemas.microsoft.com/office/word/2018/wordml/cex" xmlns:w16cid="http://schemas.microsoft.com/office/word/2016/wordml/cid" xmlns:w16="http://schemas.microsoft.com/office/word/2018/wordml" xmlns:w16du="http://schemas.microsoft.com/office/word/2023/wordml/word16du" xmlns:w16sdtdh="http://schemas.microsoft.com/office/word/2020/wordml/sdtdatahash" xmlns:w16sdtfl="http://schemas.microsoft.com/office/word/2024/wordml/sdtformatlock" xmlns:w16se="http://schemas.microsoft.com/office/word/2015/wordml/symex" mc:Ignorable="w14 w15 w16se w16cid w16 w16cex w16sdtdh w16sdtfl w16du">
+<w:styles xmlns:mc="http://schemas.openxmlformats.org/markup-compatibility/2006" xmlns:r="http://schemas.openxmlformats.org/officeDocument/2006/relationships" xmlns:w="http://schemas.openxmlformats.org/wordprocessingml/2006/main" xmlns:w14="http://schemas.microsoft.com/office/word/2010/wordml" xmlns:w15="http://schemas.microsoft.com/office/word/2012/wordml" xmlns:w16se="http://schemas.microsoft.com/office/word/2015/wordml/symex" mc:Ignorable="w14 w15 w16se">
   <w:docDefaults>
     <w:rPrDefault>
       <w:rPr>
@@ -3381,7 +3592,7 @@
       </w:pPr>
     </w:pPrDefault>
   </w:docDefaults>
-  <w:latentStyles w:defLockedState="0" w:defUIPriority="99" w:defSemiHidden="0" w:defUnhideWhenUsed="0" w:defQFormat="0" w:count="376">
+  <w:latentStyles w:defLockedState="0" w:defUIPriority="99" w:defSemiHidden="0" w:defUnhideWhenUsed="0" w:defQFormat="0" w:count="371">
     <w:lsdException w:name="Normal" w:uiPriority="0" w:qFormat="1"/>
     <w:lsdException w:name="heading 1" w:uiPriority="9" w:qFormat="1"/>
     <w:lsdException w:name="heading 2" w:semiHidden="1" w:uiPriority="9" w:unhideWhenUsed="1" w:qFormat="1"/>
@@ -3753,11 +3964,6 @@
     <w:lsdException w:name="List Table 5 Dark Accent 6" w:uiPriority="50"/>
     <w:lsdException w:name="List Table 6 Colorful Accent 6" w:uiPriority="51"/>
     <w:lsdException w:name="List Table 7 Colorful Accent 6" w:uiPriority="52"/>
-    <w:lsdException w:name="Mention" w:semiHidden="1" w:unhideWhenUsed="1"/>
-    <w:lsdException w:name="Smart Hyperlink" w:semiHidden="1" w:unhideWhenUsed="1"/>
-    <w:lsdException w:name="Hashtag" w:semiHidden="1" w:unhideWhenUsed="1"/>
-    <w:lsdException w:name="Unresolved Mention" w:semiHidden="1" w:unhideWhenUsed="1"/>
-    <w:lsdException w:name="Smart Link" w:semiHidden="1" w:unhideWhenUsed="1"/>
   </w:latentStyles>
   <w:style w:type="paragraph" w:default="1" w:styleId="a">
     <w:name w:val="Normal"/>
@@ -4063,7 +4269,7 @@
       <w:textAlignment w:val="baseline"/>
     </w:pPr>
     <w:rPr>
-      <w:rFonts w:ascii="Gulim" w:eastAsia="Gulim"/>
+      <w:rFonts w:ascii="굴림" w:eastAsia="굴림"/>
       <w:color w:val="000000"/>
     </w:rPr>
   </w:style>
@@ -4085,7 +4291,7 @@
       <w:textAlignment w:val="baseline"/>
     </w:pPr>
     <w:rPr>
-      <w:rFonts w:ascii="Gulim" w:eastAsia="Gulim"/>
+      <w:rFonts w:ascii="굴림" w:eastAsia="굴림"/>
       <w:color w:val="000000"/>
       <w:sz w:val="18"/>
     </w:rPr>
@@ -4162,7 +4368,7 @@
       <w:textAlignment w:val="baseline"/>
     </w:pPr>
     <w:rPr>
-      <w:rFonts w:ascii="Gulim" w:eastAsia="Gulim"/>
+      <w:rFonts w:ascii="굴림" w:eastAsia="굴림"/>
       <w:color w:val="000000"/>
       <w:spacing w:val="-4"/>
       <w:w w:val="95"/>
